--- a/seo-content/drenazh-uchastka/99-admin-checklists/02-acf-field-matrix.docx
+++ b/seo-content/drenazh-uchastka/99-admin-checklists/02-acf-field-matrix.docx
@@ -7,7 +7,7 @@
         <w:pStyle w:val="Heading1"/>
       </w:pPr>
       <w:r>
-        <w:t>??????? ????? ACF ??? ???????? drenazh-uchastka</w:t>
+        <w:t>Матрица ACF-полей для дренажа</w:t>
       </w:r>
     </w:p>
     <w:p>
@@ -15,7 +15,7 @@
         <w:pStyle w:val="Heading2"/>
       </w:pPr>
       <w:r>
-        <w:t>category-87.php (cat87_*)</w:t>
+        <w:t>category-87.php</w:t>
       </w:r>
     </w:p>
     <w:p>
@@ -23,7 +23,7 @@
         <w:pStyle w:val="ListBullet"/>
       </w:pPr>
       <w:r>
-        <w:t>cat87_hero_title, cat87_hero_subtitle, cat87_hero_btn_primary_text, cat87_hero_btn_primary_url</w:t>
+        <w:t>cat87_hero_*</w:t>
       </w:r>
     </w:p>
     <w:p>
@@ -31,7 +31,7 @@
         <w:pStyle w:val="ListBullet"/>
       </w:pPr>
       <w:r>
-        <w:t>cat87_hero_btn_secondary_text, cat87_hero_btn_secondary_url</w:t>
+        <w:t>cat87_offer_title, cat87_trust_items</w:t>
       </w:r>
     </w:p>
     <w:p>
@@ -39,7 +39,7 @@
         <w:pStyle w:val="ListBullet"/>
       </w:pPr>
       <w:r>
-        <w:t>cat87_offer_title, cat87_trust_items, selected_works_posts</w:t>
+        <w:t>cat87_prices_* и cat87_estimate_*</w:t>
       </w:r>
     </w:p>
     <w:p>
@@ -47,7 +47,7 @@
         <w:pStyle w:val="ListBullet"/>
       </w:pPr>
       <w:r>
-        <w:t>cat87_prices_title, cat87_price_rows, cat87_estimate_title, cat87_estimate_items, cat87_estimate_total</w:t>
+        <w:t>cat87_faq_*</w:t>
       </w:r>
     </w:p>
     <w:p>
@@ -55,7 +55,15 @@
         <w:pStyle w:val="ListBullet"/>
       </w:pPr>
       <w:r>
-        <w:t>cat87_prices_link_text, cat87_prices_link_url, cat87_faq_title, cat87_faq_items</w:t>
+        <w:t>the_content для SEO-текста</w:t>
+      </w:r>
+    </w:p>
+    <w:p>
+      <w:pPr>
+        <w:pStyle w:val="Heading2"/>
+      </w:pPr>
+      <w:r>
+        <w:t>newservicepost.php</w:t>
       </w:r>
     </w:p>
     <w:p>
@@ -63,15 +71,7 @@
         <w:pStyle w:val="ListBullet"/>
       </w:pPr>
       <w:r>
-        <w:t>the_content ??? SEO-?????? ?? ??????? ???????? ??????</w:t>
-      </w:r>
-    </w:p>
-    <w:p>
-      <w:pPr>
-        <w:pStyle w:val="Heading2"/>
-      </w:pPr>
-      <w:r>
-        <w:t>newservicepost.php (ns87_*)</w:t>
+        <w:t>ns87_hero_*</w:t>
       </w:r>
     </w:p>
     <w:p>
@@ -79,7 +79,7 @@
         <w:pStyle w:val="ListBullet"/>
       </w:pPr>
       <w:r>
-        <w:t>ns87_hero_title, ns87_hero_subtitle, ns87_hero_btn_primary_text, ns87_hero_btn_primary_url</w:t>
+        <w:t>ns87_problem_*</w:t>
       </w:r>
     </w:p>
     <w:p>
@@ -87,7 +87,7 @@
         <w:pStyle w:val="ListBullet"/>
       </w:pPr>
       <w:r>
-        <w:t>ns87_hero_btn_secondary_text, ns87_hero_btn_secondary_url</w:t>
+        <w:t>ns87_solution_*</w:t>
       </w:r>
     </w:p>
     <w:p>
@@ -95,7 +95,7 @@
         <w:pStyle w:val="ListBullet"/>
       </w:pPr>
       <w:r>
-        <w:t>ns87_problem_title, ns87_problem_text, ns87_problem_items</w:t>
+        <w:t>ns87_prices_* и ns87_estimate_*</w:t>
       </w:r>
     </w:p>
     <w:p>
@@ -103,23 +103,7 @@
         <w:pStyle w:val="ListBullet"/>
       </w:pPr>
       <w:r>
-        <w:t>ns87_solution_title, ns87_solution_text, ns87_solution_points</w:t>
-      </w:r>
-    </w:p>
-    <w:p>
-      <w:pPr>
-        <w:pStyle w:val="ListBullet"/>
-      </w:pPr>
-      <w:r>
-        <w:t>ns87_prices_title, ns87_price_rows, ns87_estimate_title, ns87_estimate_items, ns87_estimate_total</w:t>
-      </w:r>
-    </w:p>
-    <w:p>
-      <w:pPr>
-        <w:pStyle w:val="ListBullet"/>
-      </w:pPr>
-      <w:r>
-        <w:t>ns87_faq_title, ns87_faq_items, selected_real_projects, selected_other_drainage</w:t>
+        <w:t>ns87_faq_*</w:t>
       </w:r>
     </w:p>
     <w:p>
@@ -127,10 +111,10 @@
         <w:rPr>
           <w:b/>
         </w:rPr>
-        <w:t xml:space="preserve">?????: </w:t>
+        <w:t xml:space="preserve">Важно: </w:t>
       </w:r>
       <w:r>
-        <w:t>?????? newservicepost.php ?????????? ????????????? ???????? category_87; ????? ???????????????? ????? ??????? ?? ???????? ???????? ?????.</w:t>
+        <w:t>В newservicepost.php сейчас фиксированный контекст category_87; лучше перейти на контекст текущего поста.</w:t>
       </w:r>
     </w:p>
     <w:sectPr>
@@ -506,6 +490,10 @@
     <w:name w:val="Normal"/>
     <w:qFormat/>
     <w:rsid w:val="00FC693F"/>
+    <w:rPr>
+      <w:rFonts w:ascii="Calibri" w:hAnsi="Calibri"/>
+      <w:sz w:val="22"/>
+    </w:rPr>
   </w:style>
   <w:style w:type="paragraph" w:styleId="Header">
     <w:name w:val="header"/>

--- a/seo-content/drenazh-uchastka/99-admin-checklists/02-acf-field-matrix.docx
+++ b/seo-content/drenazh-uchastka/99-admin-checklists/02-acf-field-matrix.docx
@@ -7,7 +7,7 @@
         <w:pStyle w:val="Heading1"/>
       </w:pPr>
       <w:r>
-        <w:t>Матрица ACF-полей для дренажа</w:t>
+        <w:t>Матрица ACF-полей для кластера drenazh-uchastka</w:t>
       </w:r>
     </w:p>
     <w:p>
@@ -23,7 +23,7 @@
         <w:pStyle w:val="ListBullet"/>
       </w:pPr>
       <w:r>
-        <w:t>cat87_hero_*</w:t>
+        <w:t>cat87_hero_title</w:t>
       </w:r>
     </w:p>
     <w:p>
@@ -31,7 +31,7 @@
         <w:pStyle w:val="ListBullet"/>
       </w:pPr>
       <w:r>
-        <w:t>cat87_offer_title, cat87_trust_items</w:t>
+        <w:t>cat87_hero_subtitle</w:t>
       </w:r>
     </w:p>
     <w:p>
@@ -39,7 +39,7 @@
         <w:pStyle w:val="ListBullet"/>
       </w:pPr>
       <w:r>
-        <w:t>cat87_prices_* и cat87_estimate_*</w:t>
+        <w:t>cat87_offer_title</w:t>
       </w:r>
     </w:p>
     <w:p>
@@ -47,7 +47,7 @@
         <w:pStyle w:val="ListBullet"/>
       </w:pPr>
       <w:r>
-        <w:t>cat87_faq_*</w:t>
+        <w:t>cat87_trust_items</w:t>
       </w:r>
     </w:p>
     <w:p>
@@ -55,7 +55,63 @@
         <w:pStyle w:val="ListBullet"/>
       </w:pPr>
       <w:r>
-        <w:t>the_content для SEO-текста</w:t>
+        <w:t>cat87_prices_title</w:t>
+      </w:r>
+    </w:p>
+    <w:p>
+      <w:pPr>
+        <w:pStyle w:val="ListBullet"/>
+      </w:pPr>
+      <w:r>
+        <w:t>cat87_price_rows</w:t>
+      </w:r>
+    </w:p>
+    <w:p>
+      <w:pPr>
+        <w:pStyle w:val="ListBullet"/>
+      </w:pPr>
+      <w:r>
+        <w:t>cat87_estimate_title</w:t>
+      </w:r>
+    </w:p>
+    <w:p>
+      <w:pPr>
+        <w:pStyle w:val="ListBullet"/>
+      </w:pPr>
+      <w:r>
+        <w:t>cat87_estimate_items</w:t>
+      </w:r>
+    </w:p>
+    <w:p>
+      <w:pPr>
+        <w:pStyle w:val="ListBullet"/>
+      </w:pPr>
+      <w:r>
+        <w:t>cat87_estimate_total</w:t>
+      </w:r>
+    </w:p>
+    <w:p>
+      <w:pPr>
+        <w:pStyle w:val="ListBullet"/>
+      </w:pPr>
+      <w:r>
+        <w:t>cat87_faq_title</w:t>
+      </w:r>
+    </w:p>
+    <w:p>
+      <w:pPr>
+        <w:pStyle w:val="ListBullet"/>
+      </w:pPr>
+      <w:r>
+        <w:t>cat87_faq_items</w:t>
+      </w:r>
+    </w:p>
+    <w:p>
+      <w:pPr>
+        <w:pStyle w:val="ListBullet"/>
+      </w:pPr>
+      <w:r>
+        <w:t>the_content</w:t>
       </w:r>
     </w:p>
     <w:p>
@@ -71,7 +127,7 @@
         <w:pStyle w:val="ListBullet"/>
       </w:pPr>
       <w:r>
-        <w:t>ns87_hero_*</w:t>
+        <w:t>ns87_hero_title</w:t>
       </w:r>
     </w:p>
     <w:p>
@@ -79,7 +135,7 @@
         <w:pStyle w:val="ListBullet"/>
       </w:pPr>
       <w:r>
-        <w:t>ns87_problem_*</w:t>
+        <w:t>ns87_hero_subtitle</w:t>
       </w:r>
     </w:p>
     <w:p>
@@ -87,7 +143,7 @@
         <w:pStyle w:val="ListBullet"/>
       </w:pPr>
       <w:r>
-        <w:t>ns87_solution_*</w:t>
+        <w:t>ns87_problem_title</w:t>
       </w:r>
     </w:p>
     <w:p>
@@ -95,7 +151,7 @@
         <w:pStyle w:val="ListBullet"/>
       </w:pPr>
       <w:r>
-        <w:t>ns87_prices_* и ns87_estimate_*</w:t>
+        <w:t>ns87_problem_text</w:t>
       </w:r>
     </w:p>
     <w:p>
@@ -103,18 +159,92 @@
         <w:pStyle w:val="ListBullet"/>
       </w:pPr>
       <w:r>
-        <w:t>ns87_faq_*</w:t>
+        <w:t>ns87_problem_items</w:t>
+      </w:r>
+    </w:p>
+    <w:p>
+      <w:pPr>
+        <w:pStyle w:val="ListBullet"/>
+      </w:pPr>
+      <w:r>
+        <w:t>ns87_solution_title</w:t>
+      </w:r>
+    </w:p>
+    <w:p>
+      <w:pPr>
+        <w:pStyle w:val="ListBullet"/>
+      </w:pPr>
+      <w:r>
+        <w:t>ns87_solution_text</w:t>
+      </w:r>
+    </w:p>
+    <w:p>
+      <w:pPr>
+        <w:pStyle w:val="ListBullet"/>
+      </w:pPr>
+      <w:r>
+        <w:t>ns87_solution_points</w:t>
+      </w:r>
+    </w:p>
+    <w:p>
+      <w:pPr>
+        <w:pStyle w:val="ListBullet"/>
+      </w:pPr>
+      <w:r>
+        <w:t>ns87_prices_title</w:t>
+      </w:r>
+    </w:p>
+    <w:p>
+      <w:pPr>
+        <w:pStyle w:val="ListBullet"/>
+      </w:pPr>
+      <w:r>
+        <w:t>ns87_price_rows</w:t>
+      </w:r>
+    </w:p>
+    <w:p>
+      <w:pPr>
+        <w:pStyle w:val="ListBullet"/>
+      </w:pPr>
+      <w:r>
+        <w:t>ns87_estimate_title</w:t>
+      </w:r>
+    </w:p>
+    <w:p>
+      <w:pPr>
+        <w:pStyle w:val="ListBullet"/>
+      </w:pPr>
+      <w:r>
+        <w:t>ns87_estimate_items</w:t>
+      </w:r>
+    </w:p>
+    <w:p>
+      <w:pPr>
+        <w:pStyle w:val="ListBullet"/>
+      </w:pPr>
+      <w:r>
+        <w:t>ns87_estimate_total</w:t>
+      </w:r>
+    </w:p>
+    <w:p>
+      <w:pPr>
+        <w:pStyle w:val="ListBullet"/>
+      </w:pPr>
+      <w:r>
+        <w:t>ns87_faq_title</w:t>
+      </w:r>
+    </w:p>
+    <w:p>
+      <w:pPr>
+        <w:pStyle w:val="ListBullet"/>
+      </w:pPr>
+      <w:r>
+        <w:t>ns87_faq_items</w:t>
       </w:r>
     </w:p>
     <w:p>
       <w:r>
-        <w:rPr>
-          <w:b/>
-        </w:rPr>
-        <w:t xml:space="preserve">Важно: </w:t>
-      </w:r>
-      <w:r>
-        <w:t>В newservicepost.php сейчас фиксированный контекст category_87; лучше перейти на контекст текущего поста.</w:t>
+        <w:t>Важно: в текущем шаблоне `newservicepost.php` данные читаются из фиксированного контекста `category_87`. Если хотите действительно разные страницы, позже лучше перевести шаблон на контекст текущего поста.</w:t>
       </w:r>
     </w:p>
     <w:sectPr>
